--- a/Resume-Devavrat-Verma.docx
+++ b/Resume-Devavrat-Verma.docx
@@ -312,7 +312,7 @@
           </mc:Choice>
           <mc:Fallback>
             <w:pict>
-              <v:shape w14:anchorId="732D9637" id="Graphic 1" o:spid="_x0000_s1026" style="position:absolute;margin-left:12.25pt;margin-top:4.45pt;width:587.5pt;height:.55pt;z-index:-251656704;visibility:visible;mso-wrap-style:square;mso-wrap-distance-left:0;mso-wrap-distance-top:0;mso-wrap-distance-right:0;mso-wrap-distance-bottom:0;mso-position-horizontal:absolute;mso-position-horizontal-relative:page;mso-position-vertical:absolute;mso-position-vertical-relative:text;v-text-anchor:top" coordsize="7461250,6985" o:gfxdata="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" path="m7460985,6487l,6487,,,7460985,r,6487xe" fillcolor="#212121" stroked="f">
+              <v:shape w14:anchorId="57F18F91" id="Graphic 1" o:spid="_x0000_s1026" style="position:absolute;margin-left:12.25pt;margin-top:4.45pt;width:587.5pt;height:.55pt;z-index:-251656704;visibility:visible;mso-wrap-style:square;mso-wrap-distance-left:0;mso-wrap-distance-top:0;mso-wrap-distance-right:0;mso-wrap-distance-bottom:0;mso-position-horizontal:absolute;mso-position-horizontal-relative:page;mso-position-vertical:absolute;mso-position-vertical-relative:text;v-text-anchor:top" coordsize="7461250,6985" o:gfxdata="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" path="m7460985,6487l,6487,,,7460985,r,6487xe" fillcolor="#212121" stroked="f">
                 <v:path arrowok="t"/>
                 <w10:wrap type="topAndBottom" anchorx="page"/>
               </v:shape>
@@ -488,7 +488,7 @@
           </mc:Choice>
           <mc:Fallback>
             <w:pict>
-              <v:shape w14:anchorId="5D662365" id="Graphic 2" o:spid="_x0000_s1026" style="position:absolute;margin-left:12.25pt;margin-top:4.45pt;width:587.5pt;height:.55pt;z-index:-251654656;visibility:visible;mso-wrap-style:square;mso-wrap-distance-left:0;mso-wrap-distance-top:0;mso-wrap-distance-right:0;mso-wrap-distance-bottom:0;mso-position-horizontal:absolute;mso-position-horizontal-relative:page;mso-position-vertical:absolute;mso-position-vertical-relative:text;v-text-anchor:top" coordsize="7461250,6985" o:gfxdata="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" path="m7460985,6487l,6487,,,7460985,r,6487xe" fillcolor="#212121" stroked="f">
+              <v:shape w14:anchorId="08737B31" id="Graphic 2" o:spid="_x0000_s1026" style="position:absolute;margin-left:12.25pt;margin-top:4.45pt;width:587.5pt;height:.55pt;z-index:-251654656;visibility:visible;mso-wrap-style:square;mso-wrap-distance-left:0;mso-wrap-distance-top:0;mso-wrap-distance-right:0;mso-wrap-distance-bottom:0;mso-position-horizontal:absolute;mso-position-horizontal-relative:page;mso-position-vertical:absolute;mso-position-vertical-relative:text;v-text-anchor:top" coordsize="7461250,6985" o:gfxdata="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" path="m7460985,6487l,6487,,,7460985,r,6487xe" fillcolor="#212121" stroked="f">
                 <v:path arrowok="t"/>
                 <w10:wrap type="topAndBottom" anchorx="page"/>
               </v:shape>
@@ -1132,7 +1132,7 @@
           </mc:Choice>
           <mc:Fallback>
             <w:pict>
-              <v:shape w14:anchorId="311DA885" id="Graphic 3" o:spid="_x0000_s1026" style="position:absolute;margin-left:12.25pt;margin-top:4.45pt;width:587.5pt;height:.55pt;z-index:-251652608;visibility:visible;mso-wrap-style:square;mso-wrap-distance-left:0;mso-wrap-distance-top:0;mso-wrap-distance-right:0;mso-wrap-distance-bottom:0;mso-position-horizontal:absolute;mso-position-horizontal-relative:page;mso-position-vertical:absolute;mso-position-vertical-relative:text;v-text-anchor:top" coordsize="7461250,6985" o:gfxdata="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" path="m7460985,6487l,6487,,,7460985,r,6487xe" fillcolor="#212121" stroked="f">
+              <v:shape w14:anchorId="58ED38DB" id="Graphic 3" o:spid="_x0000_s1026" style="position:absolute;margin-left:12.25pt;margin-top:4.45pt;width:587.5pt;height:.55pt;z-index:-251652608;visibility:visible;mso-wrap-style:square;mso-wrap-distance-left:0;mso-wrap-distance-top:0;mso-wrap-distance-right:0;mso-wrap-distance-bottom:0;mso-position-horizontal:absolute;mso-position-horizontal-relative:page;mso-position-vertical:absolute;mso-position-vertical-relative:text;v-text-anchor:top" coordsize="7461250,6985" o:gfxdata="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" path="m7460985,6487l,6487,,,7460985,r,6487xe" fillcolor="#212121" stroked="f">
                 <v:path arrowok="t"/>
                 <w10:wrap type="topAndBottom" anchorx="page"/>
               </v:shape>
@@ -1190,66 +1190,19 @@
         </w:rPr>
         <w:t>Powered Scheduler</w:t>
       </w:r>
-      <w:r>
-        <w:rPr>
-          <w:rFonts w:ascii="Segoe UI Emoji" w:hAnsi="Segoe UI Emoji" w:cs="Segoe UI Emoji"/>
-          <w:iCs/>
-          <w:color w:val="212121"/>
-          <w:spacing w:val="-2"/>
-          <w:sz w:val="16"/>
-        </w:rPr>
-        <w:fldChar w:fldCharType="begin"/>
-      </w:r>
-      <w:r>
-        <w:rPr>
-          <w:rFonts w:ascii="Segoe UI Emoji" w:hAnsi="Segoe UI Emoji" w:cs="Segoe UI Emoji"/>
-          <w:iCs/>
-          <w:color w:val="212121"/>
-          <w:spacing w:val="-2"/>
-          <w:sz w:val="16"/>
-        </w:rPr>
-        <w:instrText>HYPERLINK "https://github.com/Dev-Leet/CalNote/tree/main"</w:instrText>
-      </w:r>
-      <w:r>
-        <w:rPr>
-          <w:rFonts w:ascii="Segoe UI Emoji" w:hAnsi="Segoe UI Emoji" w:cs="Segoe UI Emoji"/>
-          <w:iCs/>
-          <w:color w:val="212121"/>
-          <w:spacing w:val="-2"/>
-          <w:sz w:val="16"/>
-        </w:rPr>
-      </w:r>
-      <w:r>
-        <w:rPr>
-          <w:rFonts w:ascii="Segoe UI Emoji" w:hAnsi="Segoe UI Emoji" w:cs="Segoe UI Emoji"/>
-          <w:iCs/>
-          <w:color w:val="212121"/>
-          <w:spacing w:val="-2"/>
-          <w:sz w:val="16"/>
-        </w:rPr>
-        <w:fldChar w:fldCharType="separate"/>
-      </w:r>
-      <w:r>
-        <w:rPr>
-          <w:rStyle w:val="Hyperlink"/>
-          <w:rFonts w:ascii="Segoe UI Emoji" w:hAnsi="Segoe UI Emoji" w:cs="Segoe UI Emoji"/>
-          <w:iCs/>
-          <w:spacing w:val="-2"/>
-          <w:sz w:val="16"/>
-          <w:u w:val="none"/>
-        </w:rPr>
-        <w:t>🔗</w:t>
-      </w:r>
-      <w:r>
-        <w:rPr>
-          <w:rFonts w:ascii="Segoe UI Emoji" w:hAnsi="Segoe UI Emoji" w:cs="Segoe UI Emoji"/>
-          <w:iCs/>
-          <w:color w:val="212121"/>
-          <w:spacing w:val="-2"/>
-          <w:sz w:val="16"/>
-        </w:rPr>
-        <w:fldChar w:fldCharType="end"/>
-      </w:r>
+      <w:hyperlink r:id="rId9" w:history="1">
+        <w:r>
+          <w:rPr>
+            <w:rStyle w:val="Hyperlink"/>
+            <w:rFonts w:ascii="Segoe UI Emoji" w:hAnsi="Segoe UI Emoji" w:cs="Segoe UI Emoji"/>
+            <w:iCs/>
+            <w:spacing w:val="-2"/>
+            <w:sz w:val="16"/>
+            <w:u w:val="none"/>
+          </w:rPr>
+          <w:t>🔗</w:t>
+        </w:r>
+      </w:hyperlink>
       <w:r>
         <w:rPr>
           <w:rFonts w:ascii="Arial" w:hAnsi="Arial"/>
@@ -1549,7 +1502,7 @@
           </mc:Choice>
           <mc:Fallback>
             <w:pict>
-              <v:shape w14:anchorId="2FCA5D5D" id="Graphic 4" o:spid="_x0000_s1026" style="position:absolute;margin-left:13.8pt;margin-top:8.55pt;width:2.05pt;height:2.05pt;z-index:251652608;visibility:visible;mso-wrap-style:square;mso-wrap-distance-left:0;mso-wrap-distance-top:0;mso-wrap-distance-right:0;mso-wrap-distance-bottom:0;mso-position-horizontal:absolute;mso-position-horizontal-relative:page;mso-position-vertical:absolute;mso-position-vertical-relative:text;v-text-anchor:top" coordsize="26034,26034" o:gfxdata="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" path="m14696,25950r-3442,l9599,25621,,14696,,11254,11254,r3442,l25951,12975r,1721l14696,25950xe" fillcolor="#212121" stroked="f">
+              <v:shape w14:anchorId="492A7608" id="Graphic 4" o:spid="_x0000_s1026" style="position:absolute;margin-left:13.8pt;margin-top:8.55pt;width:2.05pt;height:2.05pt;z-index:251652608;visibility:visible;mso-wrap-style:square;mso-wrap-distance-left:0;mso-wrap-distance-top:0;mso-wrap-distance-right:0;mso-wrap-distance-bottom:0;mso-position-horizontal:absolute;mso-position-horizontal-relative:page;mso-position-vertical:absolute;mso-position-vertical-relative:text;v-text-anchor:top" coordsize="26034,26034" o:gfxdata="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" path="m14696,25950r-3442,l9599,25621,,14696,,11254,11254,r3442,l25951,12975r,1721l14696,25950xe" fillcolor="#212121" stroked="f">
                 <v:path arrowok="t"/>
                 <w10:wrap anchorx="page"/>
               </v:shape>
@@ -1673,7 +1626,7 @@
           </mc:Choice>
           <mc:Fallback>
             <w:pict>
-              <v:shape w14:anchorId="00A00102" id="Graphic 5" o:spid="_x0000_s1026" style="position:absolute;margin-left:13.8pt;margin-top:7.55pt;width:2.05pt;height:2.05pt;z-index:251655680;visibility:visible;mso-wrap-style:square;mso-wrap-distance-left:0;mso-wrap-distance-top:0;mso-wrap-distance-right:0;mso-wrap-distance-bottom:0;mso-position-horizontal:absolute;mso-position-horizontal-relative:page;mso-position-vertical:absolute;mso-position-vertical-relative:text;v-text-anchor:top" coordsize="26034,26034" o:gfxdata="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" path="m14696,25951r-3442,l9599,25621,,14696,,11254,11254,r3442,l25951,12975r,1721l14696,25951xe" fillcolor="#212121" stroked="f">
+              <v:shape w14:anchorId="46022E03" id="Graphic 5" o:spid="_x0000_s1026" style="position:absolute;margin-left:13.8pt;margin-top:7.55pt;width:2.05pt;height:2.05pt;z-index:251655680;visibility:visible;mso-wrap-style:square;mso-wrap-distance-left:0;mso-wrap-distance-top:0;mso-wrap-distance-right:0;mso-wrap-distance-bottom:0;mso-position-horizontal:absolute;mso-position-horizontal-relative:page;mso-position-vertical:absolute;mso-position-vertical-relative:text;v-text-anchor:top" coordsize="26034,26034" o:gfxdata="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" path="m14696,25951r-3442,l9599,25621,,14696,,11254,11254,r3442,l25951,12975r,1721l14696,25951xe" fillcolor="#212121" stroked="f">
                 <v:path arrowok="t"/>
                 <w10:wrap anchorx="page"/>
               </v:shape>
@@ -1774,7 +1727,7 @@
           </mc:Choice>
           <mc:Fallback>
             <w:pict>
-              <v:shape w14:anchorId="01A6382E" id="Graphic 6" o:spid="_x0000_s1026" style="position:absolute;margin-left:13.8pt;margin-top:19.3pt;width:2.05pt;height:2.05pt;z-index:251657728;visibility:visible;mso-wrap-style:square;mso-wrap-distance-left:0;mso-wrap-distance-top:0;mso-wrap-distance-right:0;mso-wrap-distance-bottom:0;mso-position-horizontal:absolute;mso-position-horizontal-relative:page;mso-position-vertical:absolute;mso-position-vertical-relative:text;v-text-anchor:top" coordsize="26034,26034" o:gfxdata="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" path="m14696,25951r-3442,l9599,25621,,14696,,11254,11254,r3442,l25951,12975r,1721l14696,25951xe" fillcolor="#212121" stroked="f">
+              <v:shape w14:anchorId="4B8FFB4C" id="Graphic 6" o:spid="_x0000_s1026" style="position:absolute;margin-left:13.8pt;margin-top:19.3pt;width:2.05pt;height:2.05pt;z-index:251657728;visibility:visible;mso-wrap-style:square;mso-wrap-distance-left:0;mso-wrap-distance-top:0;mso-wrap-distance-right:0;mso-wrap-distance-bottom:0;mso-position-horizontal:absolute;mso-position-horizontal-relative:page;mso-position-vertical:absolute;mso-position-vertical-relative:text;v-text-anchor:top" coordsize="26034,26034" o:gfxdata="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" path="m14696,25951r-3442,l9599,25621,,14696,,11254,11254,r3442,l25951,12975r,1721l14696,25951xe" fillcolor="#212121" stroked="f">
                 <v:path arrowok="t"/>
                 <w10:wrap anchorx="page"/>
               </v:shape>
@@ -1857,7 +1810,7 @@
         </w:rPr>
         <w:t>Online Judge Project</w:t>
       </w:r>
-      <w:hyperlink r:id="rId9" w:history="1">
+      <w:hyperlink r:id="rId10" w:history="1">
         <w:r>
           <w:rPr>
             <w:rStyle w:val="Hyperlink"/>
@@ -2186,7 +2139,7 @@
           </mc:Choice>
           <mc:Fallback>
             <w:pict>
-              <v:shape w14:anchorId="3B31D3AF" id="Graphic 7" o:spid="_x0000_s1026" style="position:absolute;margin-left:13.8pt;margin-top:8.5pt;width:2.05pt;height:2.05pt;z-index:251658752;visibility:visible;mso-wrap-style:square;mso-wrap-distance-left:0;mso-wrap-distance-top:0;mso-wrap-distance-right:0;mso-wrap-distance-bottom:0;mso-position-horizontal:absolute;mso-position-horizontal-relative:page;mso-position-vertical:absolute;mso-position-vertical-relative:text;v-text-anchor:top" coordsize="26034,26034" o:gfxdata="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" path="m14696,25950r-3442,l9599,25621,,14696,,11254,11254,r3442,l25951,12975r,1721l14696,25950xe" fillcolor="#212121" stroked="f">
+              <v:shape w14:anchorId="3A42E740" id="Graphic 7" o:spid="_x0000_s1026" style="position:absolute;margin-left:13.8pt;margin-top:8.5pt;width:2.05pt;height:2.05pt;z-index:251658752;visibility:visible;mso-wrap-style:square;mso-wrap-distance-left:0;mso-wrap-distance-top:0;mso-wrap-distance-right:0;mso-wrap-distance-bottom:0;mso-position-horizontal:absolute;mso-position-horizontal-relative:page;mso-position-vertical:absolute;mso-position-vertical-relative:text;v-text-anchor:top" coordsize="26034,26034" o:gfxdata="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" path="m14696,25950r-3442,l9599,25621,,14696,,11254,11254,r3442,l25951,12975r,1721l14696,25950xe" fillcolor="#212121" stroked="f">
                 <v:path arrowok="t"/>
                 <w10:wrap anchorx="page"/>
               </v:shape>
@@ -2464,7 +2417,7 @@
           </mc:Choice>
           <mc:Fallback>
             <w:pict>
-              <v:shape w14:anchorId="6BEA30F8" id="Graphic 8" o:spid="_x0000_s1026" style="position:absolute;margin-left:13.8pt;margin-top:7.5pt;width:2.05pt;height:2.05pt;z-index:251660800;visibility:visible;mso-wrap-style:square;mso-wrap-distance-left:0;mso-wrap-distance-top:0;mso-wrap-distance-right:0;mso-wrap-distance-bottom:0;mso-position-horizontal:absolute;mso-position-horizontal-relative:page;mso-position-vertical:absolute;mso-position-vertical-relative:text;v-text-anchor:top" coordsize="26034,26034" o:gfxdata="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" path="m14696,25950r-3442,l9599,25621,,14696,,11254,11254,r3442,l25951,12975r,1721l14696,25950xe" fillcolor="#212121" stroked="f">
+              <v:shape w14:anchorId="0B9F72AF" id="Graphic 8" o:spid="_x0000_s1026" style="position:absolute;margin-left:13.8pt;margin-top:7.5pt;width:2.05pt;height:2.05pt;z-index:251660800;visibility:visible;mso-wrap-style:square;mso-wrap-distance-left:0;mso-wrap-distance-top:0;mso-wrap-distance-right:0;mso-wrap-distance-bottom:0;mso-position-horizontal:absolute;mso-position-horizontal-relative:page;mso-position-vertical:absolute;mso-position-vertical-relative:text;v-text-anchor:top" coordsize="26034,26034" o:gfxdata="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" path="m14696,25950r-3442,l9599,25621,,14696,,11254,11254,r3442,l25951,12975r,1721l14696,25950xe" fillcolor="#212121" stroked="f">
                 <v:path arrowok="t"/>
                 <w10:wrap anchorx="page"/>
               </v:shape>
@@ -2565,7 +2518,7 @@
           </mc:Choice>
           <mc:Fallback>
             <w:pict>
-              <v:shape w14:anchorId="47D0101E" id="Graphic 9" o:spid="_x0000_s1026" style="position:absolute;margin-left:13.8pt;margin-top:19.8pt;width:2.05pt;height:2.05pt;z-index:251662848;visibility:visible;mso-wrap-style:square;mso-wrap-distance-left:0;mso-wrap-distance-top:0;mso-wrap-distance-right:0;mso-wrap-distance-bottom:0;mso-position-horizontal:absolute;mso-position-horizontal-relative:page;mso-position-vertical:absolute;mso-position-vertical-relative:text;v-text-anchor:top" coordsize="26034,26034" o:gfxdata="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" path="m14696,25950r-3442,l9599,25621,,14696,,11254,11254,r3442,l25951,12975r,1721l14696,25950xe" fillcolor="#212121" stroked="f">
+              <v:shape w14:anchorId="29187781" id="Graphic 9" o:spid="_x0000_s1026" style="position:absolute;margin-left:13.8pt;margin-top:19.8pt;width:2.05pt;height:2.05pt;z-index:251662848;visibility:visible;mso-wrap-style:square;mso-wrap-distance-left:0;mso-wrap-distance-top:0;mso-wrap-distance-right:0;mso-wrap-distance-bottom:0;mso-position-horizontal:absolute;mso-position-horizontal-relative:page;mso-position-vertical:absolute;mso-position-vertical-relative:text;v-text-anchor:top" coordsize="26034,26034" o:gfxdata="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" path="m14696,25950r-3442,l9599,25621,,14696,,11254,11254,r3442,l25951,12975r,1721l14696,25950xe" fillcolor="#212121" stroked="f">
                 <v:path arrowok="t"/>
                 <w10:wrap anchorx="page"/>
               </v:shape>
@@ -2695,7 +2648,7 @@
         </w:rPr>
         <w:t>LLMs</w:t>
       </w:r>
-      <w:hyperlink r:id="rId10" w:history="1">
+      <w:hyperlink r:id="rId11" w:history="1">
         <w:r>
           <w:rPr>
             <w:rStyle w:val="Hyperlink"/>
@@ -3004,7 +2957,7 @@
           </mc:Choice>
           <mc:Fallback>
             <w:pict>
-              <v:shape w14:anchorId="5DFFDE32" id="Graphic 13" o:spid="_x0000_s1026" style="position:absolute;margin-left:13.8pt;margin-top:8.55pt;width:2.05pt;height:2.05pt;z-index:251646464;visibility:visible;mso-wrap-style:square;mso-wrap-distance-left:0;mso-wrap-distance-top:0;mso-wrap-distance-right:0;mso-wrap-distance-bottom:0;mso-position-horizontal:absolute;mso-position-horizontal-relative:page;mso-position-vertical:absolute;mso-position-vertical-relative:text;v-text-anchor:top" coordsize="26034,26034" o:gfxdata="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" path="m14696,25950r-3442,l9599,25621,,14696,,11254,11254,r3442,l25951,12975r,1721l14696,25950xe" fillcolor="#212121" stroked="f">
+              <v:shape w14:anchorId="162245BB" id="Graphic 13" o:spid="_x0000_s1026" style="position:absolute;margin-left:13.8pt;margin-top:8.55pt;width:2.05pt;height:2.05pt;z-index:251646464;visibility:visible;mso-wrap-style:square;mso-wrap-distance-left:0;mso-wrap-distance-top:0;mso-wrap-distance-right:0;mso-wrap-distance-bottom:0;mso-position-horizontal:absolute;mso-position-horizontal-relative:page;mso-position-vertical:absolute;mso-position-vertical-relative:text;v-text-anchor:top" coordsize="26034,26034" o:gfxdata="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" path="m14696,25950r-3442,l9599,25621,,14696,,11254,11254,r3442,l25951,12975r,1721l14696,25950xe" fillcolor="#212121" stroked="f">
                 <v:path arrowok="t"/>
                 <w10:wrap anchorx="page"/>
               </v:shape>
@@ -3210,7 +3163,7 @@
           </mc:Choice>
           <mc:Fallback>
             <w:pict>
-              <v:shape w14:anchorId="7BBB5FEE" id="Graphic 14" o:spid="_x0000_s1026" style="position:absolute;margin-left:13.8pt;margin-top:7.5pt;width:2.05pt;height:2.05pt;z-index:251647488;visibility:visible;mso-wrap-style:square;mso-wrap-distance-left:0;mso-wrap-distance-top:0;mso-wrap-distance-right:0;mso-wrap-distance-bottom:0;mso-position-horizontal:absolute;mso-position-horizontal-relative:page;mso-position-vertical:absolute;mso-position-vertical-relative:text;v-text-anchor:top" coordsize="26034,26034" o:gfxdata="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" path="m14696,25951r-3442,l9599,25621,,14695,,11254,11254,r3442,l25951,12975r,1720l14696,25951xe" fillcolor="#212121" stroked="f">
+              <v:shape w14:anchorId="259DE34E" id="Graphic 14" o:spid="_x0000_s1026" style="position:absolute;margin-left:13.8pt;margin-top:7.5pt;width:2.05pt;height:2.05pt;z-index:251647488;visibility:visible;mso-wrap-style:square;mso-wrap-distance-left:0;mso-wrap-distance-top:0;mso-wrap-distance-right:0;mso-wrap-distance-bottom:0;mso-position-horizontal:absolute;mso-position-horizontal-relative:page;mso-position-vertical:absolute;mso-position-vertical-relative:text;v-text-anchor:top" coordsize="26034,26034" o:gfxdata="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" path="m14696,25951r-3442,l9599,25621,,14695,,11254,11254,r3442,l25951,12975r,1720l14696,25951xe" fillcolor="#212121" stroked="f">
                 <v:path arrowok="t"/>
                 <w10:wrap anchorx="page"/>
               </v:shape>
@@ -3311,7 +3264,7 @@
           </mc:Choice>
           <mc:Fallback>
             <w:pict>
-              <v:shape w14:anchorId="79434487" id="Graphic 15" o:spid="_x0000_s1026" style="position:absolute;margin-left:13.8pt;margin-top:19.75pt;width:2.05pt;height:2.05pt;z-index:251648512;visibility:visible;mso-wrap-style:square;mso-wrap-distance-left:0;mso-wrap-distance-top:0;mso-wrap-distance-right:0;mso-wrap-distance-bottom:0;mso-position-horizontal:absolute;mso-position-horizontal-relative:page;mso-position-vertical:absolute;mso-position-vertical-relative:text;v-text-anchor:top" coordsize="26034,26034" o:gfxdata="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" path="m14696,25950r-3442,l9599,25621,,14695,,11254,11254,r3442,l25951,12975r,1720l14696,25950xe" fillcolor="#212121" stroked="f">
+              <v:shape w14:anchorId="039922D7" id="Graphic 15" o:spid="_x0000_s1026" style="position:absolute;margin-left:13.8pt;margin-top:19.75pt;width:2.05pt;height:2.05pt;z-index:251648512;visibility:visible;mso-wrap-style:square;mso-wrap-distance-left:0;mso-wrap-distance-top:0;mso-wrap-distance-right:0;mso-wrap-distance-bottom:0;mso-position-horizontal:absolute;mso-position-horizontal-relative:page;mso-position-vertical:absolute;mso-position-vertical-relative:text;v-text-anchor:top" coordsize="26034,26034" o:gfxdata="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" path="m14696,25950r-3442,l9599,25621,,14695,,11254,11254,r3442,l25951,12975r,1720l14696,25950xe" fillcolor="#212121" stroked="f">
                 <v:path arrowok="t"/>
                 <w10:wrap anchorx="page"/>
               </v:shape>
@@ -3404,7 +3357,7 @@
         </w:rPr>
         <w:t>Model</w:t>
       </w:r>
-      <w:hyperlink r:id="rId11" w:history="1">
+      <w:hyperlink r:id="rId12" w:history="1">
         <w:r>
           <w:rPr>
             <w:rStyle w:val="Hyperlink"/>
@@ -3703,7 +3656,7 @@
           </mc:Choice>
           <mc:Fallback>
             <w:pict>
-              <v:shape w14:anchorId="0A4FBFE8" id="Graphic 16" o:spid="_x0000_s1026" style="position:absolute;margin-left:13.8pt;margin-top:8.05pt;width:2.05pt;height:2.05pt;z-index:251653632;visibility:visible;mso-wrap-style:square;mso-wrap-distance-left:0;mso-wrap-distance-top:0;mso-wrap-distance-right:0;mso-wrap-distance-bottom:0;mso-position-horizontal:absolute;mso-position-horizontal-relative:page;mso-position-vertical:absolute;mso-position-vertical-relative:text;v-text-anchor:top" coordsize="26034,26034" o:gfxdata="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" path="m14696,25950r-3442,l9599,25621,,14696,,11254,11254,r3442,l25951,12975r,1721l14696,25950xe" fillcolor="#212121" stroked="f">
+              <v:shape w14:anchorId="1A237019" id="Graphic 16" o:spid="_x0000_s1026" style="position:absolute;margin-left:13.8pt;margin-top:8.05pt;width:2.05pt;height:2.05pt;z-index:251653632;visibility:visible;mso-wrap-style:square;mso-wrap-distance-left:0;mso-wrap-distance-top:0;mso-wrap-distance-right:0;mso-wrap-distance-bottom:0;mso-position-horizontal:absolute;mso-position-horizontal-relative:page;mso-position-vertical:absolute;mso-position-vertical-relative:text;v-text-anchor:top" coordsize="26034,26034" o:gfxdata="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" path="m14696,25950r-3442,l9599,25621,,14696,,11254,11254,r3442,l25951,12975r,1721l14696,25950xe" fillcolor="#212121" stroked="f">
                 <v:path arrowok="t"/>
                 <w10:wrap anchorx="page"/>
               </v:shape>
@@ -3909,7 +3862,7 @@
           </mc:Choice>
           <mc:Fallback>
             <w:pict>
-              <v:shape w14:anchorId="39227233" id="Graphic 17" o:spid="_x0000_s1026" style="position:absolute;margin-left:13.8pt;margin-top:7.55pt;width:2.05pt;height:2.05pt;z-index:251654656;visibility:visible;mso-wrap-style:square;mso-wrap-distance-left:0;mso-wrap-distance-top:0;mso-wrap-distance-right:0;mso-wrap-distance-bottom:0;mso-position-horizontal:absolute;mso-position-horizontal-relative:page;mso-position-vertical:absolute;mso-position-vertical-relative:text;v-text-anchor:top" coordsize="26034,26034" o:gfxdata="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" path="m14696,25950r-3442,l9599,25621,,14696,,11254,11254,r3442,l25951,12975r,1721l14696,25950xe" fillcolor="#212121" stroked="f">
+              <v:shape w14:anchorId="758A621E" id="Graphic 17" o:spid="_x0000_s1026" style="position:absolute;margin-left:13.8pt;margin-top:7.55pt;width:2.05pt;height:2.05pt;z-index:251654656;visibility:visible;mso-wrap-style:square;mso-wrap-distance-left:0;mso-wrap-distance-top:0;mso-wrap-distance-right:0;mso-wrap-distance-bottom:0;mso-position-horizontal:absolute;mso-position-horizontal-relative:page;mso-position-vertical:absolute;mso-position-vertical-relative:text;v-text-anchor:top" coordsize="26034,26034" o:gfxdata="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" path="m14696,25950r-3442,l9599,25621,,14696,,11254,11254,r3442,l25951,12975r,1721l14696,25950xe" fillcolor="#212121" stroked="f">
                 <v:path arrowok="t"/>
                 <w10:wrap anchorx="page"/>
               </v:shape>
@@ -4027,7 +3980,7 @@
           </mc:Choice>
           <mc:Fallback>
             <w:pict>
-              <v:shape w14:anchorId="6761541F" id="Graphic 19" o:spid="_x0000_s1026" style="position:absolute;margin-left:12.25pt;margin-top:4.45pt;width:587.5pt;height:.55pt;z-index:-251651584;visibility:visible;mso-wrap-style:square;mso-wrap-distance-left:0;mso-wrap-distance-top:0;mso-wrap-distance-right:0;mso-wrap-distance-bottom:0;mso-position-horizontal:absolute;mso-position-horizontal-relative:page;mso-position-vertical:absolute;mso-position-vertical-relative:text;v-text-anchor:top" coordsize="7461250,6985" o:gfxdata="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" path="m7460985,6487l,6487,,,7460985,r,6487xe" fillcolor="#212121" stroked="f">
+              <v:shape w14:anchorId="3371ADD8" id="Graphic 19" o:spid="_x0000_s1026" style="position:absolute;margin-left:12.25pt;margin-top:4.45pt;width:587.5pt;height:.55pt;z-index:-251651584;visibility:visible;mso-wrap-style:square;mso-wrap-distance-left:0;mso-wrap-distance-top:0;mso-wrap-distance-right:0;mso-wrap-distance-bottom:0;mso-position-horizontal:absolute;mso-position-horizontal-relative:page;mso-position-vertical:absolute;mso-position-vertical-relative:text;v-text-anchor:top" coordsize="7461250,6985" o:gfxdata="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" path="m7460985,6487l,6487,,,7460985,r,6487xe" fillcolor="#212121" stroked="f">
                 <v:path arrowok="t"/>
                 <w10:wrap type="topAndBottom" anchorx="page"/>
               </v:shape>
@@ -4211,7 +4164,7 @@
           </mc:Choice>
           <mc:Fallback>
             <w:pict>
-              <v:shape w14:anchorId="53FC7E35" id="Graphic 20" o:spid="_x0000_s1026" style="position:absolute;margin-left:13.8pt;margin-top:8.55pt;width:2.05pt;height:2.05pt;z-index:251649536;visibility:visible;mso-wrap-style:square;mso-wrap-distance-left:0;mso-wrap-distance-top:0;mso-wrap-distance-right:0;mso-wrap-distance-bottom:0;mso-position-horizontal:absolute;mso-position-horizontal-relative:page;mso-position-vertical:absolute;mso-position-vertical-relative:text;v-text-anchor:top" coordsize="26034,26034" o:gfxdata="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" path="m14696,25950r-3442,l9599,25621,,14695,,11254,11254,r3442,l25951,12975r,1720l14696,25950xe" fillcolor="#212121" stroked="f">
+              <v:shape w14:anchorId="601CF61F" id="Graphic 20" o:spid="_x0000_s1026" style="position:absolute;margin-left:13.8pt;margin-top:8.55pt;width:2.05pt;height:2.05pt;z-index:251649536;visibility:visible;mso-wrap-style:square;mso-wrap-distance-left:0;mso-wrap-distance-top:0;mso-wrap-distance-right:0;mso-wrap-distance-bottom:0;mso-position-horizontal:absolute;mso-position-horizontal-relative:page;mso-position-vertical:absolute;mso-position-vertical-relative:text;v-text-anchor:top" coordsize="26034,26034" o:gfxdata="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" path="m14696,25950r-3442,l9599,25621,,14695,,11254,11254,r3442,l25951,12975r,1720l14696,25950xe" fillcolor="#212121" stroked="f">
                 <v:path arrowok="t"/>
                 <w10:wrap anchorx="page"/>
               </v:shape>
@@ -4312,7 +4265,7 @@
           </mc:Choice>
           <mc:Fallback>
             <w:pict>
-              <v:shape w14:anchorId="5F168181" id="Graphic 21" o:spid="_x0000_s1026" style="position:absolute;margin-left:13.8pt;margin-top:20.8pt;width:2.05pt;height:2.05pt;z-index:251650560;visibility:visible;mso-wrap-style:square;mso-wrap-distance-left:0;mso-wrap-distance-top:0;mso-wrap-distance-right:0;mso-wrap-distance-bottom:0;mso-position-horizontal:absolute;mso-position-horizontal-relative:page;mso-position-vertical:absolute;mso-position-vertical-relative:text;v-text-anchor:top" coordsize="26034,26034" o:gfxdata="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" path="m14696,25950r-3442,l9599,25621,,14696,,11254,11254,r3442,l25951,12975r,1721l14696,25950xe" fillcolor="#212121" stroked="f">
+              <v:shape w14:anchorId="0B50B3BF" id="Graphic 21" o:spid="_x0000_s1026" style="position:absolute;margin-left:13.8pt;margin-top:20.8pt;width:2.05pt;height:2.05pt;z-index:251650560;visibility:visible;mso-wrap-style:square;mso-wrap-distance-left:0;mso-wrap-distance-top:0;mso-wrap-distance-right:0;mso-wrap-distance-bottom:0;mso-position-horizontal:absolute;mso-position-horizontal-relative:page;mso-position-vertical:absolute;mso-position-vertical-relative:text;v-text-anchor:top" coordsize="26034,26034" o:gfxdata="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" path="m14696,25950r-3442,l9599,25621,,14696,,11254,11254,r3442,l25951,12975r,1721l14696,25950xe" fillcolor="#212121" stroked="f">
                 <v:path arrowok="t"/>
                 <w10:wrap anchorx="page"/>
               </v:shape>
@@ -4413,7 +4366,7 @@
           </mc:Choice>
           <mc:Fallback>
             <w:pict>
-              <v:shape w14:anchorId="6F2028A6" id="Graphic 22" o:spid="_x0000_s1026" style="position:absolute;margin-left:13.8pt;margin-top:33.1pt;width:2.05pt;height:2.05pt;z-index:251651584;visibility:visible;mso-wrap-style:square;mso-wrap-distance-left:0;mso-wrap-distance-top:0;mso-wrap-distance-right:0;mso-wrap-distance-bottom:0;mso-position-horizontal:absolute;mso-position-horizontal-relative:page;mso-position-vertical:absolute;mso-position-vertical-relative:text;v-text-anchor:top" coordsize="26034,26034" o:gfxdata="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" path="m14696,25950r-3442,l9599,25621,,14695,,11254,11254,r3442,l25951,12975r,1720l14696,25950xe" fillcolor="#212121" stroked="f">
+              <v:shape w14:anchorId="6AC68336" id="Graphic 22" o:spid="_x0000_s1026" style="position:absolute;margin-left:13.8pt;margin-top:33.1pt;width:2.05pt;height:2.05pt;z-index:251651584;visibility:visible;mso-wrap-style:square;mso-wrap-distance-left:0;mso-wrap-distance-top:0;mso-wrap-distance-right:0;mso-wrap-distance-bottom:0;mso-position-horizontal:absolute;mso-position-horizontal-relative:page;mso-position-vertical:absolute;mso-position-vertical-relative:text;v-text-anchor:top" coordsize="26034,26034" o:gfxdata="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" path="m14696,25950r-3442,l9599,25621,,14695,,11254,11254,r3442,l25951,12975r,1720l14696,25950xe" fillcolor="#212121" stroked="f">
                 <v:path arrowok="t"/>
                 <w10:wrap anchorx="page"/>
               </v:shape>
@@ -4679,7 +4632,7 @@
           </mc:Choice>
           <mc:Fallback>
             <w:pict>
-              <v:shape w14:anchorId="6E91348F" id="Graphic 20" o:spid="_x0000_s1026" style="position:absolute;margin-left:13.8pt;margin-top:8.55pt;width:2.05pt;height:2.05pt;z-index:251666944;visibility:visible;mso-wrap-style:square;mso-wrap-distance-left:0;mso-wrap-distance-top:0;mso-wrap-distance-right:0;mso-wrap-distance-bottom:0;mso-position-horizontal:absolute;mso-position-horizontal-relative:page;mso-position-vertical:absolute;mso-position-vertical-relative:text;v-text-anchor:top" coordsize="26034,26034" o:gfxdata="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" path="m14696,25950r-3442,l9599,25621,,14695,,11254,11254,r3442,l25951,12975r,1720l14696,25950xe" fillcolor="#212121" stroked="f">
+              <v:shape w14:anchorId="1A557EB7" id="Graphic 20" o:spid="_x0000_s1026" style="position:absolute;margin-left:13.8pt;margin-top:8.55pt;width:2.05pt;height:2.05pt;z-index:251666944;visibility:visible;mso-wrap-style:square;mso-wrap-distance-left:0;mso-wrap-distance-top:0;mso-wrap-distance-right:0;mso-wrap-distance-bottom:0;mso-position-horizontal:absolute;mso-position-horizontal-relative:page;mso-position-vertical:absolute;mso-position-vertical-relative:text;v-text-anchor:top" coordsize="26034,26034" o:gfxdata="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" path="m14696,25950r-3442,l9599,25621,,14695,,11254,11254,r3442,l25951,12975r,1720l14696,25950xe" fillcolor="#212121" stroked="f">
                 <v:path arrowok="t"/>
                 <w10:wrap anchorx="page"/>
               </v:shape>
@@ -4780,7 +4733,7 @@
           </mc:Choice>
           <mc:Fallback>
             <w:pict>
-              <v:shape w14:anchorId="1A421D2C" id="Graphic 21" o:spid="_x0000_s1026" style="position:absolute;margin-left:13.8pt;margin-top:20.8pt;width:2.05pt;height:2.05pt;z-index:251667968;visibility:visible;mso-wrap-style:square;mso-wrap-distance-left:0;mso-wrap-distance-top:0;mso-wrap-distance-right:0;mso-wrap-distance-bottom:0;mso-position-horizontal:absolute;mso-position-horizontal-relative:page;mso-position-vertical:absolute;mso-position-vertical-relative:text;v-text-anchor:top" coordsize="26034,26034" o:gfxdata="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" path="m14696,25950r-3442,l9599,25621,,14696,,11254,11254,r3442,l25951,12975r,1721l14696,25950xe" fillcolor="#212121" stroked="f">
+              <v:shape w14:anchorId="04080BF6" id="Graphic 21" o:spid="_x0000_s1026" style="position:absolute;margin-left:13.8pt;margin-top:20.8pt;width:2.05pt;height:2.05pt;z-index:251667968;visibility:visible;mso-wrap-style:square;mso-wrap-distance-left:0;mso-wrap-distance-top:0;mso-wrap-distance-right:0;mso-wrap-distance-bottom:0;mso-position-horizontal:absolute;mso-position-horizontal-relative:page;mso-position-vertical:absolute;mso-position-vertical-relative:text;v-text-anchor:top" coordsize="26034,26034" o:gfxdata="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" path="m14696,25950r-3442,l9599,25621,,14696,,11254,11254,r3442,l25951,12975r,1721l14696,25950xe" fillcolor="#212121" stroked="f">
                 <v:path arrowok="t"/>
                 <w10:wrap anchorx="page"/>
               </v:shape>
@@ -4881,7 +4834,7 @@
           </mc:Choice>
           <mc:Fallback>
             <w:pict>
-              <v:shape w14:anchorId="0F8CC9D4" id="Graphic 22" o:spid="_x0000_s1026" style="position:absolute;margin-left:13.8pt;margin-top:33.1pt;width:2.05pt;height:2.05pt;z-index:251668992;visibility:visible;mso-wrap-style:square;mso-wrap-distance-left:0;mso-wrap-distance-top:0;mso-wrap-distance-right:0;mso-wrap-distance-bottom:0;mso-position-horizontal:absolute;mso-position-horizontal-relative:page;mso-position-vertical:absolute;mso-position-vertical-relative:text;v-text-anchor:top" coordsize="26034,26034" o:gfxdata="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" path="m14696,25950r-3442,l9599,25621,,14695,,11254,11254,r3442,l25951,12975r,1720l14696,25950xe" fillcolor="#212121" stroked="f">
+              <v:shape w14:anchorId="078419BF" id="Graphic 22" o:spid="_x0000_s1026" style="position:absolute;margin-left:13.8pt;margin-top:33.1pt;width:2.05pt;height:2.05pt;z-index:251668992;visibility:visible;mso-wrap-style:square;mso-wrap-distance-left:0;mso-wrap-distance-top:0;mso-wrap-distance-right:0;mso-wrap-distance-bottom:0;mso-position-horizontal:absolute;mso-position-horizontal-relative:page;mso-position-vertical:absolute;mso-position-vertical-relative:text;v-text-anchor:top" coordsize="26034,26034" o:gfxdata="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" path="m14696,25950r-3442,l9599,25621,,14695,,11254,11254,r3442,l25951,12975r,1720l14696,25950xe" fillcolor="#212121" stroked="f">
                 <v:path arrowok="t"/>
                 <w10:wrap anchorx="page"/>
               </v:shape>
@@ -5192,7 +5145,7 @@
           </mc:Choice>
           <mc:Fallback>
             <w:pict>
-              <v:group w14:anchorId="125B9420" id="Group 23" o:spid="_x0000_s1026" style="width:587.5pt;height:.55pt;mso-position-horizontal-relative:char;mso-position-vertical-relative:line" coordsize="74612,69" o:gfxdata="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">
+              <v:group w14:anchorId="6A64782D" id="Group 23" o:spid="_x0000_s1026" style="width:587.5pt;height:.55pt;mso-position-horizontal-relative:char;mso-position-vertical-relative:line" coordsize="74612,69" o:gfxdata="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">
                 <v:shape id="Graphic 24" o:spid="_x0000_s1027" style="position:absolute;width:74612;height:69;visibility:visible;mso-wrap-style:square;v-text-anchor:top" coordsize="7461250,6985" o:gfxdata="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" path="m7460985,6487l,6487,,,7460985,r,6487xe" fillcolor="#212121" stroked="f">
                   <v:path arrowok="t"/>
                 </v:shape>
@@ -5390,7 +5343,6 @@
         </w:rPr>
       </w:pPr>
       <w:proofErr w:type="spellStart"/>
-      <w:proofErr w:type="gramStart"/>
       <w:r>
         <w:rPr>
           <w:rFonts w:ascii="Arial" w:hAnsi="Arial"/>
@@ -5401,7 +5353,6 @@
         <w:t>B.Tech</w:t>
       </w:r>
       <w:proofErr w:type="spellEnd"/>
-      <w:proofErr w:type="gramEnd"/>
       <w:r>
         <w:rPr>
           <w:rFonts w:ascii="Arial" w:hAnsi="Arial"/>
@@ -6025,7 +5976,7 @@
           </mc:Choice>
           <mc:Fallback>
             <w:pict>
-              <v:shape w14:anchorId="163B1B78" id="Graphic 25" o:spid="_x0000_s1026" style="position:absolute;margin-left:12.25pt;margin-top:3.9pt;width:587.5pt;height:.55pt;z-index:-251650560;visibility:visible;mso-wrap-style:square;mso-wrap-distance-left:0;mso-wrap-distance-top:0;mso-wrap-distance-right:0;mso-wrap-distance-bottom:0;mso-position-horizontal:absolute;mso-position-horizontal-relative:page;mso-position-vertical:absolute;mso-position-vertical-relative:text;v-text-anchor:top" coordsize="7461250,6985" o:gfxdata="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" path="m7460985,6487l,6487,,,7460985,r,6487xe" fillcolor="#212121" stroked="f">
+              <v:shape w14:anchorId="3C737184" id="Graphic 25" o:spid="_x0000_s1026" style="position:absolute;margin-left:12.25pt;margin-top:3.9pt;width:587.5pt;height:.55pt;z-index:-251650560;visibility:visible;mso-wrap-style:square;mso-wrap-distance-left:0;mso-wrap-distance-top:0;mso-wrap-distance-right:0;mso-wrap-distance-bottom:0;mso-position-horizontal:absolute;mso-position-horizontal-relative:page;mso-position-vertical:absolute;mso-position-vertical-relative:text;v-text-anchor:top" coordsize="7461250,6985" o:gfxdata="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" path="m7460985,6487l,6487,,,7460985,r,6487xe" fillcolor="#212121" stroked="f">
                 <v:path arrowok="t"/>
                 <w10:wrap type="topAndBottom" anchorx="page"/>
               </v:shape>
@@ -7252,6 +7203,7 @@
   <w:style w:type="character" w:default="1" w:styleId="DefaultParagraphFont">
     <w:name w:val="Default Paragraph Font"/>
     <w:uiPriority w:val="1"/>
+    <w:semiHidden/>
     <w:unhideWhenUsed/>
   </w:style>
   <w:style w:type="table" w:default="1" w:styleId="TableNormal">

--- a/Resume-Devavrat-Verma.docx
+++ b/Resume-Devavrat-Verma.docx
@@ -1,6 +1,6 @@
 
 <file path=word/document.xml><?xml version="1.0" encoding="utf-8"?>
-<w:document xmlns:wpc="http://schemas.microsoft.com/office/word/2010/wordprocessingCanvas" xmlns:cx="http://schemas.microsoft.com/office/drawing/2014/chartex" xmlns:cx1="http://schemas.microsoft.com/office/drawing/2015/9/8/chartex" xmlns:cx2="http://schemas.microsoft.com/office/drawing/2015/10/21/chartex" xmlns:cx3="http://schemas.microsoft.com/office/drawing/2016/5/9/chartex" xmlns:cx4="http://schemas.microsoft.com/office/drawing/2016/5/10/chartex" xmlns:cx5="http://schemas.microsoft.com/office/drawing/2016/5/11/chartex" xmlns:cx6="http://schemas.microsoft.com/office/drawing/2016/5/12/chartex" xmlns:cx7="http://schemas.microsoft.com/office/drawing/2016/5/13/chartex" xmlns:cx8="http://schemas.microsoft.com/office/drawing/2016/5/14/chartex" xmlns:mc="http://schemas.openxmlformats.org/markup-compatibility/2006" xmlns:aink="http://schemas.microsoft.com/office/drawing/2016/ink" xmlns:am3d="http://schemas.microsoft.com/office/drawing/2017/model3d" xmlns:o="urn:schemas-microsoft-com:office:office" xmlns:oel="http://schemas.microsoft.com/office/2019/extlst" xmlns:r="http://schemas.openxmlformats.org/officeDocument/2006/relationships" xmlns:m="http://schemas.openxmlformats.org/officeDocument/2006/math" xmlns:v="urn:schemas-microsoft-com:vml" xmlns:wp14="http://schemas.microsoft.com/office/word/2010/wordprocessingDrawing" xmlns:wp="http://schemas.openxmlformats.org/drawingml/2006/wordprocessingDrawing" xmlns:w10="urn:schemas-microsoft-com:office:word" xmlns:w="http://schemas.openxmlformats.org/wordprocessingml/2006/main" xmlns:w14="http://schemas.microsoft.com/office/word/2010/wordml" xmlns:w15="http://schemas.microsoft.com/office/word/2012/wordml" xmlns:w16cei="http://schemas.microsoft.com/office/word/2026/wordml/cei" xmlns:w16cex="http://schemas.microsoft.com/office/word/2018/wordml/cex" xmlns:w16cid="http://schemas.microsoft.com/office/word/2016/wordml/cid" xmlns:w16="http://schemas.microsoft.com/office/word/2018/wordml" xmlns:w16du="http://schemas.microsoft.com/office/word/2023/wordml/word16du" xmlns:w16sdtdh="http://schemas.microsoft.com/office/word/2020/wordml/sdtdatahash" xmlns:w16sdtfl="http://schemas.microsoft.com/office/word/2024/wordml/sdtformatlock" xmlns:w16se="http://schemas.microsoft.com/office/word/2015/wordml/symex" xmlns:wpg="http://schemas.microsoft.com/office/word/2010/wordprocessingGroup" xmlns:wpi="http://schemas.microsoft.com/office/word/2010/wordprocessingInk" xmlns:wne="http://schemas.microsoft.com/office/word/2006/wordml" xmlns:wps="http://schemas.microsoft.com/office/word/2010/wordprocessingShape" mc:Ignorable="w14 w15 w16se w16cid w16 w16cex w16sdtdh w16sdtfl w16du wp14">
+<w:document xmlns:wpc="http://schemas.microsoft.com/office/word/2010/wordprocessingCanvas" xmlns:cx="http://schemas.microsoft.com/office/drawing/2014/chartex" xmlns:cx1="http://schemas.microsoft.com/office/drawing/2015/9/8/chartex" xmlns:cx2="http://schemas.microsoft.com/office/drawing/2015/10/21/chartex" xmlns:cx3="http://schemas.microsoft.com/office/drawing/2016/5/9/chartex" xmlns:cx4="http://schemas.microsoft.com/office/drawing/2016/5/10/chartex" xmlns:cx5="http://schemas.microsoft.com/office/drawing/2016/5/11/chartex" xmlns:cx6="http://schemas.microsoft.com/office/drawing/2016/5/12/chartex" xmlns:cx7="http://schemas.microsoft.com/office/drawing/2016/5/13/chartex" xmlns:cx8="http://schemas.microsoft.com/office/drawing/2016/5/14/chartex" xmlns:mc="http://schemas.openxmlformats.org/markup-compatibility/2006" xmlns:aink="http://schemas.microsoft.com/office/drawing/2016/ink" xmlns:am3d="http://schemas.microsoft.com/office/drawing/2017/model3d" xmlns:o="urn:schemas-microsoft-com:office:office" xmlns:oel="http://schemas.microsoft.com/office/2019/extlst" xmlns:r="http://schemas.openxmlformats.org/officeDocument/2006/relationships" xmlns:m="http://schemas.openxmlformats.org/officeDocument/2006/math" xmlns:v="urn:schemas-microsoft-com:vml" xmlns:wp14="http://schemas.microsoft.com/office/word/2010/wordprocessingDrawing" xmlns:wp="http://schemas.openxmlformats.org/drawingml/2006/wordprocessingDrawing" xmlns:w10="urn:schemas-microsoft-com:office:word" xmlns:w="http://schemas.openxmlformats.org/wordprocessingml/2006/main" xmlns:w14="http://schemas.microsoft.com/office/word/2010/wordml" xmlns:w15="http://schemas.microsoft.com/office/word/2012/wordml" xmlns:w16cex="http://schemas.microsoft.com/office/word/2018/wordml/cex" xmlns:w16cid="http://schemas.microsoft.com/office/word/2016/wordml/cid" xmlns:w16="http://schemas.microsoft.com/office/word/2018/wordml" xmlns:w16du="http://schemas.microsoft.com/office/word/2023/wordml/word16du" xmlns:w16sdtdh="http://schemas.microsoft.com/office/word/2020/wordml/sdtdatahash" xmlns:w16sdtfl="http://schemas.microsoft.com/office/word/2024/wordml/sdtformatlock" xmlns:w16se="http://schemas.microsoft.com/office/word/2015/wordml/symex" xmlns:wpg="http://schemas.microsoft.com/office/word/2010/wordprocessingGroup" xmlns:wpi="http://schemas.microsoft.com/office/word/2010/wordprocessingInk" xmlns:wne="http://schemas.microsoft.com/office/word/2006/wordml" xmlns:wps="http://schemas.microsoft.com/office/word/2010/wordprocessingShape" mc:Ignorable="w14 w15 w16se w16cid w16 w16cex w16sdtdh w16sdtfl w16du wp14">
   <w:body>
     <w:p>
       <w:pPr>
@@ -103,23 +103,7 @@
             <w:color w:val="0966C2"/>
             <w:sz w:val="15"/>
           </w:rPr>
-          <w:t>linkedin.com/in/</w:t>
-        </w:r>
-        <w:proofErr w:type="spellStart"/>
-        <w:r>
-          <w:rPr>
-            <w:color w:val="0966C2"/>
-            <w:sz w:val="15"/>
-          </w:rPr>
-          <w:t>devavrat</w:t>
-        </w:r>
-        <w:proofErr w:type="spellEnd"/>
-        <w:r>
-          <w:rPr>
-            <w:color w:val="0966C2"/>
-            <w:sz w:val="15"/>
-          </w:rPr>
-          <w:t>-verma</w:t>
+          <w:t>linkedin.com/in/devavrat-verma</w:t>
         </w:r>
       </w:hyperlink>
       <w:r>
@@ -312,7 +296,7 @@
           </mc:Choice>
           <mc:Fallback>
             <w:pict>
-              <v:shape w14:anchorId="57F18F91" id="Graphic 1" o:spid="_x0000_s1026" style="position:absolute;margin-left:12.25pt;margin-top:4.45pt;width:587.5pt;height:.55pt;z-index:-251656704;visibility:visible;mso-wrap-style:square;mso-wrap-distance-left:0;mso-wrap-distance-top:0;mso-wrap-distance-right:0;mso-wrap-distance-bottom:0;mso-position-horizontal:absolute;mso-position-horizontal-relative:page;mso-position-vertical:absolute;mso-position-vertical-relative:text;v-text-anchor:top" coordsize="7461250,6985" o:gfxdata="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" path="m7460985,6487l,6487,,,7460985,r,6487xe" fillcolor="#212121" stroked="f">
+              <v:shape w14:anchorId="4CAA350A" id="Graphic 1" o:spid="_x0000_s1026" style="position:absolute;margin-left:12.25pt;margin-top:4.45pt;width:587.5pt;height:.55pt;z-index:-251656704;visibility:visible;mso-wrap-style:square;mso-wrap-distance-left:0;mso-wrap-distance-top:0;mso-wrap-distance-right:0;mso-wrap-distance-bottom:0;mso-position-horizontal:absolute;mso-position-horizontal-relative:page;mso-position-vertical:absolute;mso-position-vertical-relative:text;v-text-anchor:top" coordsize="7461250,6985" o:gfxdata="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" path="m7460985,6487l,6487,,,7460985,r,6487xe" fillcolor="#212121" stroked="f">
                 <v:path arrowok="t"/>
                 <w10:wrap type="topAndBottom" anchorx="page"/>
               </v:shape>
@@ -488,7 +472,7 @@
           </mc:Choice>
           <mc:Fallback>
             <w:pict>
-              <v:shape w14:anchorId="08737B31" id="Graphic 2" o:spid="_x0000_s1026" style="position:absolute;margin-left:12.25pt;margin-top:4.45pt;width:587.5pt;height:.55pt;z-index:-251654656;visibility:visible;mso-wrap-style:square;mso-wrap-distance-left:0;mso-wrap-distance-top:0;mso-wrap-distance-right:0;mso-wrap-distance-bottom:0;mso-position-horizontal:absolute;mso-position-horizontal-relative:page;mso-position-vertical:absolute;mso-position-vertical-relative:text;v-text-anchor:top" coordsize="7461250,6985" o:gfxdata="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" path="m7460985,6487l,6487,,,7460985,r,6487xe" fillcolor="#212121" stroked="f">
+              <v:shape w14:anchorId="26855F30" id="Graphic 2" o:spid="_x0000_s1026" style="position:absolute;margin-left:12.25pt;margin-top:4.45pt;width:587.5pt;height:.55pt;z-index:-251654656;visibility:visible;mso-wrap-style:square;mso-wrap-distance-left:0;mso-wrap-distance-top:0;mso-wrap-distance-right:0;mso-wrap-distance-bottom:0;mso-position-horizontal:absolute;mso-position-horizontal-relative:page;mso-position-vertical:absolute;mso-position-vertical-relative:text;v-text-anchor:top" coordsize="7461250,6985" o:gfxdata="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" path="m7460985,6487l,6487,,,7460985,r,6487xe" fillcolor="#212121" stroked="f">
                 <v:path arrowok="t"/>
                 <w10:wrap type="topAndBottom" anchorx="page"/>
               </v:shape>
@@ -1132,7 +1116,7 @@
           </mc:Choice>
           <mc:Fallback>
             <w:pict>
-              <v:shape w14:anchorId="58ED38DB" id="Graphic 3" o:spid="_x0000_s1026" style="position:absolute;margin-left:12.25pt;margin-top:4.45pt;width:587.5pt;height:.55pt;z-index:-251652608;visibility:visible;mso-wrap-style:square;mso-wrap-distance-left:0;mso-wrap-distance-top:0;mso-wrap-distance-right:0;mso-wrap-distance-bottom:0;mso-position-horizontal:absolute;mso-position-horizontal-relative:page;mso-position-vertical:absolute;mso-position-vertical-relative:text;v-text-anchor:top" coordsize="7461250,6985" o:gfxdata="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" path="m7460985,6487l,6487,,,7460985,r,6487xe" fillcolor="#212121" stroked="f">
+              <v:shape w14:anchorId="739EA69B" id="Graphic 3" o:spid="_x0000_s1026" style="position:absolute;margin-left:12.25pt;margin-top:4.45pt;width:587.5pt;height:.55pt;z-index:-251652608;visibility:visible;mso-wrap-style:square;mso-wrap-distance-left:0;mso-wrap-distance-top:0;mso-wrap-distance-right:0;mso-wrap-distance-bottom:0;mso-position-horizontal:absolute;mso-position-horizontal-relative:page;mso-position-vertical:absolute;mso-position-vertical-relative:text;v-text-anchor:top" coordsize="7461250,6985" o:gfxdata="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" path="m7460985,6487l,6487,,,7460985,r,6487xe" fillcolor="#212121" stroked="f">
                 <v:path arrowok="t"/>
                 <w10:wrap type="topAndBottom" anchorx="page"/>
               </v:shape>
@@ -1152,25 +1136,14 @@
           <w:sz w:val="16"/>
         </w:rPr>
       </w:pPr>
-      <w:proofErr w:type="spellStart"/>
-      <w:r>
-        <w:rPr>
-          <w:rFonts w:ascii="Arial" w:hAnsi="Arial"/>
-          <w:b/>
-          <w:color w:val="212121"/>
-          <w:sz w:val="16"/>
-        </w:rPr>
-        <w:t>CalNote</w:t>
-      </w:r>
-      <w:proofErr w:type="spellEnd"/>
-      <w:r>
-        <w:rPr>
-          <w:rFonts w:ascii="Arial" w:hAnsi="Arial"/>
-          <w:b/>
-          <w:color w:val="212121"/>
-          <w:sz w:val="16"/>
-        </w:rPr>
-        <w:t xml:space="preserve"> – AI</w:t>
+      <w:r>
+        <w:rPr>
+          <w:rFonts w:ascii="Arial" w:hAnsi="Arial"/>
+          <w:b/>
+          <w:color w:val="212121"/>
+          <w:sz w:val="16"/>
+        </w:rPr>
+        <w:t>CalNote – AI</w:t>
       </w:r>
       <w:r>
         <w:rPr>
@@ -1502,7 +1475,7 @@
           </mc:Choice>
           <mc:Fallback>
             <w:pict>
-              <v:shape w14:anchorId="492A7608" id="Graphic 4" o:spid="_x0000_s1026" style="position:absolute;margin-left:13.8pt;margin-top:8.55pt;width:2.05pt;height:2.05pt;z-index:251652608;visibility:visible;mso-wrap-style:square;mso-wrap-distance-left:0;mso-wrap-distance-top:0;mso-wrap-distance-right:0;mso-wrap-distance-bottom:0;mso-position-horizontal:absolute;mso-position-horizontal-relative:page;mso-position-vertical:absolute;mso-position-vertical-relative:text;v-text-anchor:top" coordsize="26034,26034" o:gfxdata="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" path="m14696,25950r-3442,l9599,25621,,14696,,11254,11254,r3442,l25951,12975r,1721l14696,25950xe" fillcolor="#212121" stroked="f">
+              <v:shape w14:anchorId="5471C7B0" id="Graphic 4" o:spid="_x0000_s1026" style="position:absolute;margin-left:13.8pt;margin-top:8.55pt;width:2.05pt;height:2.05pt;z-index:251652608;visibility:visible;mso-wrap-style:square;mso-wrap-distance-left:0;mso-wrap-distance-top:0;mso-wrap-distance-right:0;mso-wrap-distance-bottom:0;mso-position-horizontal:absolute;mso-position-horizontal-relative:page;mso-position-vertical:absolute;mso-position-vertical-relative:text;v-text-anchor:top" coordsize="26034,26034" o:gfxdata="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" path="m14696,25950r-3442,l9599,25621,,14696,,11254,11254,r3442,l25951,12975r,1721l14696,25950xe" fillcolor="#212121" stroked="f">
                 <v:path arrowok="t"/>
                 <w10:wrap anchorx="page"/>
               </v:shape>
@@ -1626,7 +1599,7 @@
           </mc:Choice>
           <mc:Fallback>
             <w:pict>
-              <v:shape w14:anchorId="46022E03" id="Graphic 5" o:spid="_x0000_s1026" style="position:absolute;margin-left:13.8pt;margin-top:7.55pt;width:2.05pt;height:2.05pt;z-index:251655680;visibility:visible;mso-wrap-style:square;mso-wrap-distance-left:0;mso-wrap-distance-top:0;mso-wrap-distance-right:0;mso-wrap-distance-bottom:0;mso-position-horizontal:absolute;mso-position-horizontal-relative:page;mso-position-vertical:absolute;mso-position-vertical-relative:text;v-text-anchor:top" coordsize="26034,26034" o:gfxdata="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" path="m14696,25951r-3442,l9599,25621,,14696,,11254,11254,r3442,l25951,12975r,1721l14696,25951xe" fillcolor="#212121" stroked="f">
+              <v:shape w14:anchorId="7DA1AFEB" id="Graphic 5" o:spid="_x0000_s1026" style="position:absolute;margin-left:13.8pt;margin-top:7.55pt;width:2.05pt;height:2.05pt;z-index:251655680;visibility:visible;mso-wrap-style:square;mso-wrap-distance-left:0;mso-wrap-distance-top:0;mso-wrap-distance-right:0;mso-wrap-distance-bottom:0;mso-position-horizontal:absolute;mso-position-horizontal-relative:page;mso-position-vertical:absolute;mso-position-vertical-relative:text;v-text-anchor:top" coordsize="26034,26034" o:gfxdata="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" path="m14696,25951r-3442,l9599,25621,,14696,,11254,11254,r3442,l25951,12975r,1721l14696,25951xe" fillcolor="#212121" stroked="f">
                 <v:path arrowok="t"/>
                 <w10:wrap anchorx="page"/>
               </v:shape>
@@ -1727,7 +1700,7 @@
           </mc:Choice>
           <mc:Fallback>
             <w:pict>
-              <v:shape w14:anchorId="4B8FFB4C" id="Graphic 6" o:spid="_x0000_s1026" style="position:absolute;margin-left:13.8pt;margin-top:19.3pt;width:2.05pt;height:2.05pt;z-index:251657728;visibility:visible;mso-wrap-style:square;mso-wrap-distance-left:0;mso-wrap-distance-top:0;mso-wrap-distance-right:0;mso-wrap-distance-bottom:0;mso-position-horizontal:absolute;mso-position-horizontal-relative:page;mso-position-vertical:absolute;mso-position-vertical-relative:text;v-text-anchor:top" coordsize="26034,26034" o:gfxdata="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" path="m14696,25951r-3442,l9599,25621,,14696,,11254,11254,r3442,l25951,12975r,1721l14696,25951xe" fillcolor="#212121" stroked="f">
+              <v:shape w14:anchorId="24B58C58" id="Graphic 6" o:spid="_x0000_s1026" style="position:absolute;margin-left:13.8pt;margin-top:19.3pt;width:2.05pt;height:2.05pt;z-index:251657728;visibility:visible;mso-wrap-style:square;mso-wrap-distance-left:0;mso-wrap-distance-top:0;mso-wrap-distance-right:0;mso-wrap-distance-bottom:0;mso-position-horizontal:absolute;mso-position-horizontal-relative:page;mso-position-vertical:absolute;mso-position-vertical-relative:text;v-text-anchor:top" coordsize="26034,26034" o:gfxdata="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" path="m14696,25951r-3442,l9599,25621,,14696,,11254,11254,r3442,l25951,12975r,1721l14696,25951xe" fillcolor="#212121" stroked="f">
                 <v:path arrowok="t"/>
                 <w10:wrap anchorx="page"/>
               </v:shape>
@@ -1952,25 +1925,14 @@
         </w:rPr>
         <w:tab/>
       </w:r>
-      <w:proofErr w:type="spellStart"/>
-      <w:r>
-        <w:rPr>
-          <w:rFonts w:ascii="Arial"/>
-          <w:i/>
-          <w:color w:val="444444"/>
-          <w:sz w:val="16"/>
-        </w:rPr>
-        <w:t>MERN</w:t>
-      </w:r>
-      <w:proofErr w:type="spellEnd"/>
-      <w:r>
-        <w:rPr>
-          <w:rFonts w:ascii="Arial"/>
-          <w:i/>
-          <w:color w:val="444444"/>
-          <w:sz w:val="16"/>
-        </w:rPr>
-        <w:t>,</w:t>
+      <w:r>
+        <w:rPr>
+          <w:rFonts w:ascii="Arial"/>
+          <w:i/>
+          <w:color w:val="444444"/>
+          <w:sz w:val="16"/>
+        </w:rPr>
+        <w:t>MERN,</w:t>
       </w:r>
       <w:r>
         <w:rPr>
@@ -2139,7 +2101,7 @@
           </mc:Choice>
           <mc:Fallback>
             <w:pict>
-              <v:shape w14:anchorId="3A42E740" id="Graphic 7" o:spid="_x0000_s1026" style="position:absolute;margin-left:13.8pt;margin-top:8.5pt;width:2.05pt;height:2.05pt;z-index:251658752;visibility:visible;mso-wrap-style:square;mso-wrap-distance-left:0;mso-wrap-distance-top:0;mso-wrap-distance-right:0;mso-wrap-distance-bottom:0;mso-position-horizontal:absolute;mso-position-horizontal-relative:page;mso-position-vertical:absolute;mso-position-vertical-relative:text;v-text-anchor:top" coordsize="26034,26034" o:gfxdata="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" path="m14696,25950r-3442,l9599,25621,,14696,,11254,11254,r3442,l25951,12975r,1721l14696,25950xe" fillcolor="#212121" stroked="f">
+              <v:shape w14:anchorId="56EE1F0E" id="Graphic 7" o:spid="_x0000_s1026" style="position:absolute;margin-left:13.8pt;margin-top:8.5pt;width:2.05pt;height:2.05pt;z-index:251658752;visibility:visible;mso-wrap-style:square;mso-wrap-distance-left:0;mso-wrap-distance-top:0;mso-wrap-distance-right:0;mso-wrap-distance-bottom:0;mso-position-horizontal:absolute;mso-position-horizontal-relative:page;mso-position-vertical:absolute;mso-position-vertical-relative:text;v-text-anchor:top" coordsize="26034,26034" o:gfxdata="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" path="m14696,25950r-3442,l9599,25621,,14696,,11254,11254,r3442,l25951,12975r,1721l14696,25950xe" fillcolor="#212121" stroked="f">
                 <v:path arrowok="t"/>
                 <w10:wrap anchorx="page"/>
               </v:shape>
@@ -2417,7 +2379,7 @@
           </mc:Choice>
           <mc:Fallback>
             <w:pict>
-              <v:shape w14:anchorId="0B9F72AF" id="Graphic 8" o:spid="_x0000_s1026" style="position:absolute;margin-left:13.8pt;margin-top:7.5pt;width:2.05pt;height:2.05pt;z-index:251660800;visibility:visible;mso-wrap-style:square;mso-wrap-distance-left:0;mso-wrap-distance-top:0;mso-wrap-distance-right:0;mso-wrap-distance-bottom:0;mso-position-horizontal:absolute;mso-position-horizontal-relative:page;mso-position-vertical:absolute;mso-position-vertical-relative:text;v-text-anchor:top" coordsize="26034,26034" o:gfxdata="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" path="m14696,25950r-3442,l9599,25621,,14696,,11254,11254,r3442,l25951,12975r,1721l14696,25950xe" fillcolor="#212121" stroked="f">
+              <v:shape w14:anchorId="07B1A57B" id="Graphic 8" o:spid="_x0000_s1026" style="position:absolute;margin-left:13.8pt;margin-top:7.5pt;width:2.05pt;height:2.05pt;z-index:251660800;visibility:visible;mso-wrap-style:square;mso-wrap-distance-left:0;mso-wrap-distance-top:0;mso-wrap-distance-right:0;mso-wrap-distance-bottom:0;mso-position-horizontal:absolute;mso-position-horizontal-relative:page;mso-position-vertical:absolute;mso-position-vertical-relative:text;v-text-anchor:top" coordsize="26034,26034" o:gfxdata="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" path="m14696,25950r-3442,l9599,25621,,14696,,11254,11254,r3442,l25951,12975r,1721l14696,25950xe" fillcolor="#212121" stroked="f">
                 <v:path arrowok="t"/>
                 <w10:wrap anchorx="page"/>
               </v:shape>
@@ -2518,7 +2480,7 @@
           </mc:Choice>
           <mc:Fallback>
             <w:pict>
-              <v:shape w14:anchorId="29187781" id="Graphic 9" o:spid="_x0000_s1026" style="position:absolute;margin-left:13.8pt;margin-top:19.8pt;width:2.05pt;height:2.05pt;z-index:251662848;visibility:visible;mso-wrap-style:square;mso-wrap-distance-left:0;mso-wrap-distance-top:0;mso-wrap-distance-right:0;mso-wrap-distance-bottom:0;mso-position-horizontal:absolute;mso-position-horizontal-relative:page;mso-position-vertical:absolute;mso-position-vertical-relative:text;v-text-anchor:top" coordsize="26034,26034" o:gfxdata="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" path="m14696,25950r-3442,l9599,25621,,14696,,11254,11254,r3442,l25951,12975r,1721l14696,25950xe" fillcolor="#212121" stroked="f">
+              <v:shape w14:anchorId="196C697D" id="Graphic 9" o:spid="_x0000_s1026" style="position:absolute;margin-left:13.8pt;margin-top:19.8pt;width:2.05pt;height:2.05pt;z-index:251662848;visibility:visible;mso-wrap-style:square;mso-wrap-distance-left:0;mso-wrap-distance-top:0;mso-wrap-distance-right:0;mso-wrap-distance-bottom:0;mso-position-horizontal:absolute;mso-position-horizontal-relative:page;mso-position-vertical:absolute;mso-position-vertical-relative:text;v-text-anchor:top" coordsize="26034,26034" o:gfxdata="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" path="m14696,25950r-3442,l9599,25621,,14696,,11254,11254,r3442,l25951,12975r,1721l14696,25950xe" fillcolor="#212121" stroked="f">
                 <v:path arrowok="t"/>
                 <w10:wrap anchorx="page"/>
               </v:shape>
@@ -2957,7 +2919,7 @@
           </mc:Choice>
           <mc:Fallback>
             <w:pict>
-              <v:shape w14:anchorId="162245BB" id="Graphic 13" o:spid="_x0000_s1026" style="position:absolute;margin-left:13.8pt;margin-top:8.55pt;width:2.05pt;height:2.05pt;z-index:251646464;visibility:visible;mso-wrap-style:square;mso-wrap-distance-left:0;mso-wrap-distance-top:0;mso-wrap-distance-right:0;mso-wrap-distance-bottom:0;mso-position-horizontal:absolute;mso-position-horizontal-relative:page;mso-position-vertical:absolute;mso-position-vertical-relative:text;v-text-anchor:top" coordsize="26034,26034" o:gfxdata="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" path="m14696,25950r-3442,l9599,25621,,14696,,11254,11254,r3442,l25951,12975r,1721l14696,25950xe" fillcolor="#212121" stroked="f">
+              <v:shape w14:anchorId="6AC39A33" id="Graphic 13" o:spid="_x0000_s1026" style="position:absolute;margin-left:13.8pt;margin-top:8.55pt;width:2.05pt;height:2.05pt;z-index:251646464;visibility:visible;mso-wrap-style:square;mso-wrap-distance-left:0;mso-wrap-distance-top:0;mso-wrap-distance-right:0;mso-wrap-distance-bottom:0;mso-position-horizontal:absolute;mso-position-horizontal-relative:page;mso-position-vertical:absolute;mso-position-vertical-relative:text;v-text-anchor:top" coordsize="26034,26034" o:gfxdata="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" path="m14696,25950r-3442,l9599,25621,,14696,,11254,11254,r3442,l25951,12975r,1721l14696,25950xe" fillcolor="#212121" stroked="f">
                 <v:path arrowok="t"/>
                 <w10:wrap anchorx="page"/>
               </v:shape>
@@ -3163,7 +3125,7 @@
           </mc:Choice>
           <mc:Fallback>
             <w:pict>
-              <v:shape w14:anchorId="259DE34E" id="Graphic 14" o:spid="_x0000_s1026" style="position:absolute;margin-left:13.8pt;margin-top:7.5pt;width:2.05pt;height:2.05pt;z-index:251647488;visibility:visible;mso-wrap-style:square;mso-wrap-distance-left:0;mso-wrap-distance-top:0;mso-wrap-distance-right:0;mso-wrap-distance-bottom:0;mso-position-horizontal:absolute;mso-position-horizontal-relative:page;mso-position-vertical:absolute;mso-position-vertical-relative:text;v-text-anchor:top" coordsize="26034,26034" o:gfxdata="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" path="m14696,25951r-3442,l9599,25621,,14695,,11254,11254,r3442,l25951,12975r,1720l14696,25951xe" fillcolor="#212121" stroked="f">
+              <v:shape w14:anchorId="73BBF353" id="Graphic 14" o:spid="_x0000_s1026" style="position:absolute;margin-left:13.8pt;margin-top:7.5pt;width:2.05pt;height:2.05pt;z-index:251647488;visibility:visible;mso-wrap-style:square;mso-wrap-distance-left:0;mso-wrap-distance-top:0;mso-wrap-distance-right:0;mso-wrap-distance-bottom:0;mso-position-horizontal:absolute;mso-position-horizontal-relative:page;mso-position-vertical:absolute;mso-position-vertical-relative:text;v-text-anchor:top" coordsize="26034,26034" o:gfxdata="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" path="m14696,25951r-3442,l9599,25621,,14695,,11254,11254,r3442,l25951,12975r,1720l14696,25951xe" fillcolor="#212121" stroked="f">
                 <v:path arrowok="t"/>
                 <w10:wrap anchorx="page"/>
               </v:shape>
@@ -3264,7 +3226,7 @@
           </mc:Choice>
           <mc:Fallback>
             <w:pict>
-              <v:shape w14:anchorId="039922D7" id="Graphic 15" o:spid="_x0000_s1026" style="position:absolute;margin-left:13.8pt;margin-top:19.75pt;width:2.05pt;height:2.05pt;z-index:251648512;visibility:visible;mso-wrap-style:square;mso-wrap-distance-left:0;mso-wrap-distance-top:0;mso-wrap-distance-right:0;mso-wrap-distance-bottom:0;mso-position-horizontal:absolute;mso-position-horizontal-relative:page;mso-position-vertical:absolute;mso-position-vertical-relative:text;v-text-anchor:top" coordsize="26034,26034" o:gfxdata="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" path="m14696,25950r-3442,l9599,25621,,14695,,11254,11254,r3442,l25951,12975r,1720l14696,25950xe" fillcolor="#212121" stroked="f">
+              <v:shape w14:anchorId="53E03C7F" id="Graphic 15" o:spid="_x0000_s1026" style="position:absolute;margin-left:13.8pt;margin-top:19.75pt;width:2.05pt;height:2.05pt;z-index:251648512;visibility:visible;mso-wrap-style:square;mso-wrap-distance-left:0;mso-wrap-distance-top:0;mso-wrap-distance-right:0;mso-wrap-distance-bottom:0;mso-position-horizontal:absolute;mso-position-horizontal-relative:page;mso-position-vertical:absolute;mso-position-vertical-relative:text;v-text-anchor:top" coordsize="26034,26034" o:gfxdata="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" path="m14696,25950r-3442,l9599,25621,,14695,,11254,11254,r3442,l25951,12975r,1720l14696,25950xe" fillcolor="#212121" stroked="f">
                 <v:path arrowok="t"/>
                 <w10:wrap anchorx="page"/>
               </v:shape>
@@ -3656,7 +3618,7 @@
           </mc:Choice>
           <mc:Fallback>
             <w:pict>
-              <v:shape w14:anchorId="1A237019" id="Graphic 16" o:spid="_x0000_s1026" style="position:absolute;margin-left:13.8pt;margin-top:8.05pt;width:2.05pt;height:2.05pt;z-index:251653632;visibility:visible;mso-wrap-style:square;mso-wrap-distance-left:0;mso-wrap-distance-top:0;mso-wrap-distance-right:0;mso-wrap-distance-bottom:0;mso-position-horizontal:absolute;mso-position-horizontal-relative:page;mso-position-vertical:absolute;mso-position-vertical-relative:text;v-text-anchor:top" coordsize="26034,26034" o:gfxdata="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" path="m14696,25950r-3442,l9599,25621,,14696,,11254,11254,r3442,l25951,12975r,1721l14696,25950xe" fillcolor="#212121" stroked="f">
+              <v:shape w14:anchorId="434711E8" id="Graphic 16" o:spid="_x0000_s1026" style="position:absolute;margin-left:13.8pt;margin-top:8.05pt;width:2.05pt;height:2.05pt;z-index:251653632;visibility:visible;mso-wrap-style:square;mso-wrap-distance-left:0;mso-wrap-distance-top:0;mso-wrap-distance-right:0;mso-wrap-distance-bottom:0;mso-position-horizontal:absolute;mso-position-horizontal-relative:page;mso-position-vertical:absolute;mso-position-vertical-relative:text;v-text-anchor:top" coordsize="26034,26034" o:gfxdata="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" path="m14696,25950r-3442,l9599,25621,,14696,,11254,11254,r3442,l25951,12975r,1721l14696,25950xe" fillcolor="#212121" stroked="f">
                 <v:path arrowok="t"/>
                 <w10:wrap anchorx="page"/>
               </v:shape>
@@ -3862,7 +3824,7 @@
           </mc:Choice>
           <mc:Fallback>
             <w:pict>
-              <v:shape w14:anchorId="758A621E" id="Graphic 17" o:spid="_x0000_s1026" style="position:absolute;margin-left:13.8pt;margin-top:7.55pt;width:2.05pt;height:2.05pt;z-index:251654656;visibility:visible;mso-wrap-style:square;mso-wrap-distance-left:0;mso-wrap-distance-top:0;mso-wrap-distance-right:0;mso-wrap-distance-bottom:0;mso-position-horizontal:absolute;mso-position-horizontal-relative:page;mso-position-vertical:absolute;mso-position-vertical-relative:text;v-text-anchor:top" coordsize="26034,26034" o:gfxdata="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" path="m14696,25950r-3442,l9599,25621,,14696,,11254,11254,r3442,l25951,12975r,1721l14696,25950xe" fillcolor="#212121" stroked="f">
+              <v:shape w14:anchorId="13038635" id="Graphic 17" o:spid="_x0000_s1026" style="position:absolute;margin-left:13.8pt;margin-top:7.55pt;width:2.05pt;height:2.05pt;z-index:251654656;visibility:visible;mso-wrap-style:square;mso-wrap-distance-left:0;mso-wrap-distance-top:0;mso-wrap-distance-right:0;mso-wrap-distance-bottom:0;mso-position-horizontal:absolute;mso-position-horizontal-relative:page;mso-position-vertical:absolute;mso-position-vertical-relative:text;v-text-anchor:top" coordsize="26034,26034" o:gfxdata="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" path="m14696,25950r-3442,l9599,25621,,14696,,11254,11254,r3442,l25951,12975r,1721l14696,25950xe" fillcolor="#212121" stroked="f">
                 <v:path arrowok="t"/>
                 <w10:wrap anchorx="page"/>
               </v:shape>
@@ -3980,7 +3942,7 @@
           </mc:Choice>
           <mc:Fallback>
             <w:pict>
-              <v:shape w14:anchorId="3371ADD8" id="Graphic 19" o:spid="_x0000_s1026" style="position:absolute;margin-left:12.25pt;margin-top:4.45pt;width:587.5pt;height:.55pt;z-index:-251651584;visibility:visible;mso-wrap-style:square;mso-wrap-distance-left:0;mso-wrap-distance-top:0;mso-wrap-distance-right:0;mso-wrap-distance-bottom:0;mso-position-horizontal:absolute;mso-position-horizontal-relative:page;mso-position-vertical:absolute;mso-position-vertical-relative:text;v-text-anchor:top" coordsize="7461250,6985" o:gfxdata="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" path="m7460985,6487l,6487,,,7460985,r,6487xe" fillcolor="#212121" stroked="f">
+              <v:shape w14:anchorId="60FDFFA2" id="Graphic 19" o:spid="_x0000_s1026" style="position:absolute;margin-left:12.25pt;margin-top:4.45pt;width:587.5pt;height:.55pt;z-index:-251651584;visibility:visible;mso-wrap-style:square;mso-wrap-distance-left:0;mso-wrap-distance-top:0;mso-wrap-distance-right:0;mso-wrap-distance-bottom:0;mso-position-horizontal:absolute;mso-position-horizontal-relative:page;mso-position-vertical:absolute;mso-position-vertical-relative:text;v-text-anchor:top" coordsize="7461250,6985" o:gfxdata="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" path="m7460985,6487l,6487,,,7460985,r,6487xe" fillcolor="#212121" stroked="f">
                 <v:path arrowok="t"/>
                 <w10:wrap type="topAndBottom" anchorx="page"/>
               </v:shape>
@@ -4164,7 +4126,7 @@
           </mc:Choice>
           <mc:Fallback>
             <w:pict>
-              <v:shape w14:anchorId="601CF61F" id="Graphic 20" o:spid="_x0000_s1026" style="position:absolute;margin-left:13.8pt;margin-top:8.55pt;width:2.05pt;height:2.05pt;z-index:251649536;visibility:visible;mso-wrap-style:square;mso-wrap-distance-left:0;mso-wrap-distance-top:0;mso-wrap-distance-right:0;mso-wrap-distance-bottom:0;mso-position-horizontal:absolute;mso-position-horizontal-relative:page;mso-position-vertical:absolute;mso-position-vertical-relative:text;v-text-anchor:top" coordsize="26034,26034" o:gfxdata="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" path="m14696,25950r-3442,l9599,25621,,14695,,11254,11254,r3442,l25951,12975r,1720l14696,25950xe" fillcolor="#212121" stroked="f">
+              <v:shape w14:anchorId="36FBBB4A" id="Graphic 20" o:spid="_x0000_s1026" style="position:absolute;margin-left:13.8pt;margin-top:8.55pt;width:2.05pt;height:2.05pt;z-index:251649536;visibility:visible;mso-wrap-style:square;mso-wrap-distance-left:0;mso-wrap-distance-top:0;mso-wrap-distance-right:0;mso-wrap-distance-bottom:0;mso-position-horizontal:absolute;mso-position-horizontal-relative:page;mso-position-vertical:absolute;mso-position-vertical-relative:text;v-text-anchor:top" coordsize="26034,26034" o:gfxdata="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" path="m14696,25950r-3442,l9599,25621,,14695,,11254,11254,r3442,l25951,12975r,1720l14696,25950xe" fillcolor="#212121" stroked="f">
                 <v:path arrowok="t"/>
                 <w10:wrap anchorx="page"/>
               </v:shape>
@@ -4265,7 +4227,7 @@
           </mc:Choice>
           <mc:Fallback>
             <w:pict>
-              <v:shape w14:anchorId="0B50B3BF" id="Graphic 21" o:spid="_x0000_s1026" style="position:absolute;margin-left:13.8pt;margin-top:20.8pt;width:2.05pt;height:2.05pt;z-index:251650560;visibility:visible;mso-wrap-style:square;mso-wrap-distance-left:0;mso-wrap-distance-top:0;mso-wrap-distance-right:0;mso-wrap-distance-bottom:0;mso-position-horizontal:absolute;mso-position-horizontal-relative:page;mso-position-vertical:absolute;mso-position-vertical-relative:text;v-text-anchor:top" coordsize="26034,26034" o:gfxdata="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" path="m14696,25950r-3442,l9599,25621,,14696,,11254,11254,r3442,l25951,12975r,1721l14696,25950xe" fillcolor="#212121" stroked="f">
+              <v:shape w14:anchorId="7E35DDF2" id="Graphic 21" o:spid="_x0000_s1026" style="position:absolute;margin-left:13.8pt;margin-top:20.8pt;width:2.05pt;height:2.05pt;z-index:251650560;visibility:visible;mso-wrap-style:square;mso-wrap-distance-left:0;mso-wrap-distance-top:0;mso-wrap-distance-right:0;mso-wrap-distance-bottom:0;mso-position-horizontal:absolute;mso-position-horizontal-relative:page;mso-position-vertical:absolute;mso-position-vertical-relative:text;v-text-anchor:top" coordsize="26034,26034" o:gfxdata="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" path="m14696,25950r-3442,l9599,25621,,14696,,11254,11254,r3442,l25951,12975r,1721l14696,25950xe" fillcolor="#212121" stroked="f">
                 <v:path arrowok="t"/>
                 <w10:wrap anchorx="page"/>
               </v:shape>
@@ -4366,7 +4328,7 @@
           </mc:Choice>
           <mc:Fallback>
             <w:pict>
-              <v:shape w14:anchorId="6AC68336" id="Graphic 22" o:spid="_x0000_s1026" style="position:absolute;margin-left:13.8pt;margin-top:33.1pt;width:2.05pt;height:2.05pt;z-index:251651584;visibility:visible;mso-wrap-style:square;mso-wrap-distance-left:0;mso-wrap-distance-top:0;mso-wrap-distance-right:0;mso-wrap-distance-bottom:0;mso-position-horizontal:absolute;mso-position-horizontal-relative:page;mso-position-vertical:absolute;mso-position-vertical-relative:text;v-text-anchor:top" coordsize="26034,26034" o:gfxdata="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" path="m14696,25950r-3442,l9599,25621,,14695,,11254,11254,r3442,l25951,12975r,1720l14696,25950xe" fillcolor="#212121" stroked="f">
+              <v:shape w14:anchorId="4E8FB845" id="Graphic 22" o:spid="_x0000_s1026" style="position:absolute;margin-left:13.8pt;margin-top:33.1pt;width:2.05pt;height:2.05pt;z-index:251651584;visibility:visible;mso-wrap-style:square;mso-wrap-distance-left:0;mso-wrap-distance-top:0;mso-wrap-distance-right:0;mso-wrap-distance-bottom:0;mso-position-horizontal:absolute;mso-position-horizontal-relative:page;mso-position-vertical:absolute;mso-position-vertical-relative:text;v-text-anchor:top" coordsize="26034,26034" o:gfxdata="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" path="m14696,25950r-3442,l9599,25621,,14695,,11254,11254,r3442,l25951,12975r,1720l14696,25950xe" fillcolor="#212121" stroked="f">
                 <v:path arrowok="t"/>
                 <w10:wrap anchorx="page"/>
               </v:shape>
@@ -4498,7 +4460,6 @@
           <w:sz w:val="16"/>
         </w:rPr>
       </w:pPr>
-      <w:proofErr w:type="spellStart"/>
       <w:r>
         <w:rPr>
           <w:rFonts w:ascii="Arial"/>
@@ -4508,7 +4469,6 @@
         </w:rPr>
         <w:t>Imarticus</w:t>
       </w:r>
-      <w:proofErr w:type="spellEnd"/>
       <w:r>
         <w:rPr>
           <w:rFonts w:ascii="Arial"/>
@@ -4632,7 +4592,7 @@
           </mc:Choice>
           <mc:Fallback>
             <w:pict>
-              <v:shape w14:anchorId="1A557EB7" id="Graphic 20" o:spid="_x0000_s1026" style="position:absolute;margin-left:13.8pt;margin-top:8.55pt;width:2.05pt;height:2.05pt;z-index:251666944;visibility:visible;mso-wrap-style:square;mso-wrap-distance-left:0;mso-wrap-distance-top:0;mso-wrap-distance-right:0;mso-wrap-distance-bottom:0;mso-position-horizontal:absolute;mso-position-horizontal-relative:page;mso-position-vertical:absolute;mso-position-vertical-relative:text;v-text-anchor:top" coordsize="26034,26034" o:gfxdata="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" path="m14696,25950r-3442,l9599,25621,,14695,,11254,11254,r3442,l25951,12975r,1720l14696,25950xe" fillcolor="#212121" stroked="f">
+              <v:shape w14:anchorId="3CBF97FA" id="Graphic 20" o:spid="_x0000_s1026" style="position:absolute;margin-left:13.8pt;margin-top:8.55pt;width:2.05pt;height:2.05pt;z-index:251666944;visibility:visible;mso-wrap-style:square;mso-wrap-distance-left:0;mso-wrap-distance-top:0;mso-wrap-distance-right:0;mso-wrap-distance-bottom:0;mso-position-horizontal:absolute;mso-position-horizontal-relative:page;mso-position-vertical:absolute;mso-position-vertical-relative:text;v-text-anchor:top" coordsize="26034,26034" o:gfxdata="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" path="m14696,25950r-3442,l9599,25621,,14695,,11254,11254,r3442,l25951,12975r,1720l14696,25950xe" fillcolor="#212121" stroked="f">
                 <v:path arrowok="t"/>
                 <w10:wrap anchorx="page"/>
               </v:shape>
@@ -4733,7 +4693,7 @@
           </mc:Choice>
           <mc:Fallback>
             <w:pict>
-              <v:shape w14:anchorId="04080BF6" id="Graphic 21" o:spid="_x0000_s1026" style="position:absolute;margin-left:13.8pt;margin-top:20.8pt;width:2.05pt;height:2.05pt;z-index:251667968;visibility:visible;mso-wrap-style:square;mso-wrap-distance-left:0;mso-wrap-distance-top:0;mso-wrap-distance-right:0;mso-wrap-distance-bottom:0;mso-position-horizontal:absolute;mso-position-horizontal-relative:page;mso-position-vertical:absolute;mso-position-vertical-relative:text;v-text-anchor:top" coordsize="26034,26034" o:gfxdata="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" path="m14696,25950r-3442,l9599,25621,,14696,,11254,11254,r3442,l25951,12975r,1721l14696,25950xe" fillcolor="#212121" stroked="f">
+              <v:shape w14:anchorId="2774B5C0" id="Graphic 21" o:spid="_x0000_s1026" style="position:absolute;margin-left:13.8pt;margin-top:20.8pt;width:2.05pt;height:2.05pt;z-index:251667968;visibility:visible;mso-wrap-style:square;mso-wrap-distance-left:0;mso-wrap-distance-top:0;mso-wrap-distance-right:0;mso-wrap-distance-bottom:0;mso-position-horizontal:absolute;mso-position-horizontal-relative:page;mso-position-vertical:absolute;mso-position-vertical-relative:text;v-text-anchor:top" coordsize="26034,26034" o:gfxdata="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" path="m14696,25950r-3442,l9599,25621,,14696,,11254,11254,r3442,l25951,12975r,1721l14696,25950xe" fillcolor="#212121" stroked="f">
                 <v:path arrowok="t"/>
                 <w10:wrap anchorx="page"/>
               </v:shape>
@@ -4834,7 +4794,7 @@
           </mc:Choice>
           <mc:Fallback>
             <w:pict>
-              <v:shape w14:anchorId="078419BF" id="Graphic 22" o:spid="_x0000_s1026" style="position:absolute;margin-left:13.8pt;margin-top:33.1pt;width:2.05pt;height:2.05pt;z-index:251668992;visibility:visible;mso-wrap-style:square;mso-wrap-distance-left:0;mso-wrap-distance-top:0;mso-wrap-distance-right:0;mso-wrap-distance-bottom:0;mso-position-horizontal:absolute;mso-position-horizontal-relative:page;mso-position-vertical:absolute;mso-position-vertical-relative:text;v-text-anchor:top" coordsize="26034,26034" o:gfxdata="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" path="m14696,25950r-3442,l9599,25621,,14695,,11254,11254,r3442,l25951,12975r,1720l14696,25950xe" fillcolor="#212121" stroked="f">
+              <v:shape w14:anchorId="727C6A3E" id="Graphic 22" o:spid="_x0000_s1026" style="position:absolute;margin-left:13.8pt;margin-top:33.1pt;width:2.05pt;height:2.05pt;z-index:251668992;visibility:visible;mso-wrap-style:square;mso-wrap-distance-left:0;mso-wrap-distance-top:0;mso-wrap-distance-right:0;mso-wrap-distance-bottom:0;mso-position-horizontal:absolute;mso-position-horizontal-relative:page;mso-position-vertical:absolute;mso-position-vertical-relative:text;v-text-anchor:top" coordsize="26034,26034" o:gfxdata="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" path="m14696,25950r-3442,l9599,25621,,14695,,11254,11254,r3442,l25951,12975r,1720l14696,25950xe" fillcolor="#212121" stroked="f">
                 <v:path arrowok="t"/>
                 <w10:wrap anchorx="page"/>
               </v:shape>
@@ -5145,7 +5105,7 @@
           </mc:Choice>
           <mc:Fallback>
             <w:pict>
-              <v:group w14:anchorId="6A64782D" id="Group 23" o:spid="_x0000_s1026" style="width:587.5pt;height:.55pt;mso-position-horizontal-relative:char;mso-position-vertical-relative:line" coordsize="74612,69" o:gfxdata="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">
+              <v:group w14:anchorId="38DDFEC0" id="Group 23" o:spid="_x0000_s1026" style="width:587.5pt;height:.55pt;mso-position-horizontal-relative:char;mso-position-vertical-relative:line" coordsize="74612,69" o:gfxdata="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">
                 <v:shape id="Graphic 24" o:spid="_x0000_s1027" style="position:absolute;width:74612;height:69;visibility:visible;mso-wrap-style:square;v-text-anchor:top" coordsize="7461250,6985" o:gfxdata="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" path="m7460985,6487l,6487,,,7460985,r,6487xe" fillcolor="#212121" stroked="f">
                   <v:path arrowok="t"/>
                 </v:shape>
@@ -5257,6 +5217,15 @@
           <w:rFonts w:ascii="Arial"/>
           <w:b/>
           <w:color w:val="212121"/>
+          <w:sz w:val="16"/>
+        </w:rPr>
+        <w:t>,</w:t>
+      </w:r>
+      <w:r>
+        <w:rPr>
+          <w:rFonts w:ascii="Arial"/>
+          <w:b/>
+          <w:color w:val="212121"/>
           <w:spacing w:val="6"/>
           <w:sz w:val="16"/>
         </w:rPr>
@@ -5281,21 +5250,12 @@
         </w:rPr>
         <w:tab/>
       </w:r>
-      <w:proofErr w:type="spellStart"/>
-      <w:r>
-        <w:rPr>
-          <w:color w:val="444444"/>
-          <w:sz w:val="16"/>
-        </w:rPr>
-        <w:t>Sehore</w:t>
-      </w:r>
-      <w:proofErr w:type="spellEnd"/>
-      <w:r>
-        <w:rPr>
-          <w:color w:val="444444"/>
-          <w:sz w:val="16"/>
-        </w:rPr>
-        <w:t>,</w:t>
+      <w:r>
+        <w:rPr>
+          <w:color w:val="444444"/>
+          <w:sz w:val="16"/>
+        </w:rPr>
+        <w:t>Sehore,</w:t>
       </w:r>
       <w:r>
         <w:rPr>
@@ -5342,7 +5302,6 @@
           <w:sz w:val="16"/>
         </w:rPr>
       </w:pPr>
-      <w:proofErr w:type="spellStart"/>
       <w:r>
         <w:rPr>
           <w:rFonts w:ascii="Arial" w:hAnsi="Arial"/>
@@ -5352,7 +5311,6 @@
         </w:rPr>
         <w:t>B.Tech</w:t>
       </w:r>
-      <w:proofErr w:type="spellEnd"/>
       <w:r>
         <w:rPr>
           <w:rFonts w:ascii="Arial" w:hAnsi="Arial"/>
@@ -5558,6 +5516,13 @@
           <w:spacing w:val="-4"/>
         </w:rPr>
         <w:t>40</w:t>
+      </w:r>
+      <w:r>
+        <w:rPr>
+          <w:color w:val="212121"/>
+          <w:spacing w:val="-4"/>
+        </w:rPr>
+        <w:t>/10</w:t>
       </w:r>
     </w:p>
     <w:p>
@@ -5778,7 +5743,16 @@
           <w:color w:val="444444"/>
           <w:sz w:val="16"/>
         </w:rPr>
-        <w:t>June</w:t>
+        <w:t>Ju</w:t>
+      </w:r>
+      <w:r>
+        <w:rPr>
+          <w:rFonts w:ascii="Arial" w:hAnsi="Arial"/>
+          <w:i/>
+          <w:color w:val="444444"/>
+          <w:sz w:val="16"/>
+        </w:rPr>
+        <w:t>ly</w:t>
       </w:r>
       <w:r>
         <w:rPr>
@@ -5976,7 +5950,7 @@
           </mc:Choice>
           <mc:Fallback>
             <w:pict>
-              <v:shape w14:anchorId="3C737184" id="Graphic 25" o:spid="_x0000_s1026" style="position:absolute;margin-left:12.25pt;margin-top:3.9pt;width:587.5pt;height:.55pt;z-index:-251650560;visibility:visible;mso-wrap-style:square;mso-wrap-distance-left:0;mso-wrap-distance-top:0;mso-wrap-distance-right:0;mso-wrap-distance-bottom:0;mso-position-horizontal:absolute;mso-position-horizontal-relative:page;mso-position-vertical:absolute;mso-position-vertical-relative:text;v-text-anchor:top" coordsize="7461250,6985" o:gfxdata="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" path="m7460985,6487l,6487,,,7460985,r,6487xe" fillcolor="#212121" stroked="f">
+              <v:shape w14:anchorId="0CE6ECDA" id="Graphic 25" o:spid="_x0000_s1026" style="position:absolute;margin-left:12.25pt;margin-top:3.9pt;width:587.5pt;height:.55pt;z-index:-251650560;visibility:visible;mso-wrap-style:square;mso-wrap-distance-left:0;mso-wrap-distance-top:0;mso-wrap-distance-right:0;mso-wrap-distance-bottom:0;mso-position-horizontal:absolute;mso-position-horizontal-relative:page;mso-position-vertical:absolute;mso-position-vertical-relative:text;v-text-anchor:top" coordsize="7461250,6985" o:gfxdata="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" path="m7460985,6487l,6487,,,7460985,r,6487xe" fillcolor="#212121" stroked="f">
                 <v:path arrowok="t"/>
                 <w10:wrap type="topAndBottom" anchorx="page"/>
               </v:shape>
@@ -6724,7 +6698,6 @@
         </w:rPr>
         <w:t xml:space="preserve"> </w:t>
       </w:r>
-      <w:proofErr w:type="spellStart"/>
       <w:r>
         <w:rPr>
           <w:color w:val="212121"/>
@@ -6732,7 +6705,6 @@
         </w:rPr>
         <w:t>Imarticus</w:t>
       </w:r>
-      <w:proofErr w:type="spellEnd"/>
       <w:r>
         <w:rPr>
           <w:color w:val="212121"/>
